--- a/por/docx/34.content.docx
+++ b/por/docx/34.content.docx
@@ -458,90 +458,60 @@
         </w:rPr>
         <w:t xml:space="preserve">Nesta profecia, Yahweh frequentemente se dirige ao povo de Judá e ao povo de Nínive simplesmente como “Judá” e “Nínive”, usando os nomes da nação e da cidade para representar o povo. Ele também utiliza verbos no singular que descrevem a nação ou cidade realizando ações que as pessoas fazem, como Judá usando um jugo e grilhões </w:t>
       </w:r>
-      <w:hyperlink r:id="rId13">
-        <w:r>
-          <w:rPr>
-            <w:lang w:val="pt_PT" w:bidi="pt_PT"/>
-          </w:rPr>
-          <w:rPr>
-            <w:color w:val="0000EE"/>
-            <w:u w:val="single"/>
-          </w:rPr>
-          <w:t>1.13</w:t>
-        </w:r>
-      </w:hyperlink>
+      <w:r>
+        <w:rPr>
+          <w:lang w:val="pt_PT" w:bidi="pt_PT"/>
+        </w:rPr>
+        <w:t>1.13</w:t>
+      </w:r>
       <w:r>
         <w:rPr>
           <w:lang w:val="pt_PT" w:bidi="pt_PT"/>
         </w:rPr>
         <w:t xml:space="preserve"> ou celebrando festivais e cumprindo votos </w:t>
       </w:r>
-      <w:hyperlink r:id="rId14">
-        <w:r>
-          <w:rPr>
-            <w:lang w:val="pt_PT" w:bidi="pt_PT"/>
-          </w:rPr>
-          <w:rPr>
-            <w:color w:val="0000EE"/>
-            <w:u w:val="single"/>
-          </w:rPr>
-          <w:t>1.15</w:t>
-        </w:r>
-      </w:hyperlink>
+      <w:r>
+        <w:rPr>
+          <w:lang w:val="pt_PT" w:bidi="pt_PT"/>
+        </w:rPr>
+        <w:t>1.15</w:t>
+      </w:r>
       <w:r>
         <w:rPr>
           <w:lang w:val="pt_PT" w:bidi="pt_PT"/>
         </w:rPr>
         <w:t xml:space="preserve">. Ele descreve Nínive como um soldado que guarda muralhas, vigia uma estrada e fortalece seus lombos </w:t>
       </w:r>
-      <w:hyperlink r:id="rId15">
-        <w:r>
-          <w:rPr>
-            <w:lang w:val="pt_PT" w:bidi="pt_PT"/>
-          </w:rPr>
-          <w:rPr>
-            <w:color w:val="0000EE"/>
-            <w:u w:val="single"/>
-          </w:rPr>
-          <w:t>2.1</w:t>
-        </w:r>
-      </w:hyperlink>
+      <w:r>
+        <w:rPr>
+          <w:lang w:val="pt_PT" w:bidi="pt_PT"/>
+        </w:rPr>
+        <w:t>2.1</w:t>
+      </w:r>
       <w:r>
         <w:rPr>
           <w:lang w:val="pt_PT" w:bidi="pt_PT"/>
         </w:rPr>
         <w:t xml:space="preserve">, e também como uma prostituta que Yahweh despirá e cobrirá de imundície </w:t>
       </w:r>
-      <w:hyperlink r:id="rId16">
-        <w:r>
-          <w:rPr>
-            <w:lang w:val="pt_PT" w:bidi="pt_PT"/>
-          </w:rPr>
-          <w:rPr>
-            <w:color w:val="0000EE"/>
-            <w:u w:val="single"/>
-          </w:rPr>
-          <w:t>3.4–6</w:t>
-        </w:r>
-      </w:hyperlink>
+      <w:r>
+        <w:rPr>
+          <w:lang w:val="pt_PT" w:bidi="pt_PT"/>
+        </w:rPr>
+        <w:t>3.4–6</w:t>
+      </w:r>
       <w:r>
         <w:rPr>
           <w:lang w:val="pt_PT" w:bidi="pt_PT"/>
         </w:rPr>
         <w:t xml:space="preserve">, e como um bêbado que se esconde </w:t>
       </w:r>
-      <w:hyperlink r:id="rId17">
-        <w:r>
-          <w:rPr>
-            <w:lang w:val="pt_PT" w:bidi="pt_PT"/>
-          </w:rPr>
-          <w:rPr>
-            <w:color w:val="0000EE"/>
-            <w:u w:val="single"/>
-          </w:rPr>
-          <w:t>3.11</w:t>
-        </w:r>
-      </w:hyperlink>
+      <w:r>
+        <w:rPr>
+          <w:lang w:val="pt_PT" w:bidi="pt_PT"/>
+        </w:rPr>
+        <w:t>3.11</w:t>
+      </w:r>
       <w:r>
         <w:rPr>
           <w:lang w:val="pt_PT" w:bidi="pt_PT"/>
@@ -17134,18 +17104,12 @@
         </w:rPr>
         <w:t xml:space="preserve"> para focar a atenção no que ele está prestes a dizer. Sua língua pode ter uma expressão semelhante que você pode usar na sua tradução. Veja como você traduziu isso em </w:t>
       </w:r>
-      <w:hyperlink r:id="rId18">
-        <w:r>
-          <w:rPr>
-            <w:lang w:val="pt_PT" w:bidi="pt_PT"/>
-          </w:rPr>
-          <w:rPr>
-            <w:color w:val="0000EE"/>
-            <w:u w:val="single"/>
-          </w:rPr>
-          <w:t>2.13</w:t>
-        </w:r>
-      </w:hyperlink>
+      <w:r>
+        <w:rPr>
+          <w:lang w:val="pt_PT" w:bidi="pt_PT"/>
+        </w:rPr>
+        <w:t>2.13</w:t>
+      </w:r>
       <w:r>
         <w:rPr>
           <w:lang w:val="pt_PT" w:bidi="pt_PT"/>
@@ -17703,18 +17667,12 @@
         </w:rPr>
         <w:t xml:space="preserve"> refere-se a Nínive, que Yahweh descreveu como uma prostituta em </w:t>
       </w:r>
-      <w:hyperlink r:id="rId19">
-        <w:r>
-          <w:rPr>
-            <w:lang w:val="pt_PT" w:bidi="pt_PT"/>
-          </w:rPr>
-          <w:rPr>
-            <w:color w:val="0000EE"/>
-            <w:u w:val="single"/>
-          </w:rPr>
-          <w:t>3.4</w:t>
-        </w:r>
-      </w:hyperlink>
+      <w:r>
+        <w:rPr>
+          <w:lang w:val="pt_PT" w:bidi="pt_PT"/>
+        </w:rPr>
+        <w:t>3.4</w:t>
+      </w:r>
       <w:r>
         <w:rPr>
           <w:lang w:val="pt_PT" w:bidi="pt_PT"/>
